--- a/por/docx/007.content.docx
+++ b/por/docx/007.content.docx
@@ -150,26 +150,6 @@
           <w:lang w:val="pt_PT" w:bidi="pt_PT"/>
         </w:rPr>
         <w:t>E</w:t>
-      </w:r>
-      <w:r>
-        <w:rPr>
-          <w:lang w:val="pt_PT" w:bidi="pt_PT"/>
-        </w:rPr>
-      </w:r>
-    </w:p>
-    <w:p>
-      <w:pPr/>
-      <w:r>
-        <w:rPr>
-          <w:lang w:val="pt_PT" w:bidi="pt_PT"/>
-        </w:rPr>
-      </w:r>
-      <w:r>
-        <w:rPr>
-          <w:i/>
-          <w:lang w:val="pt_PT" w:bidi="pt_PT"/>
-        </w:rPr>
-        <w:t>Encontros com Jesus, Escravidão, Escuridão e luz, Esperança além do julgamento, Esperança pelo Messias, Expiação</w:t>
       </w:r>
       <w:r>
         <w:rPr>

--- a/por/docx/007.content.docx
+++ b/por/docx/007.content.docx
@@ -19,7 +19,7 @@
         <w:rPr>
           <w:lang w:val="pt_PT" w:bidi="pt_PT"/>
         </w:rPr>
-        <w:t>Resource: Study Notes - Themes (Tyndale)</w:t>
+        <w:t>Resource: Tyndale Open Study Notes</w:t>
       </w:r>
       <w:r>
         <w:rPr>
@@ -112,7 +112,7 @@
         <w:rPr>
           <w:lang w:val="pt_PT" w:bidi="pt_PT"/>
         </w:rPr>
-        <w:t>Study Notes - Themes (Tyndale)</w:t>
+        <w:t>Tyndale Open Study Notes</w:t>
       </w:r>
     </w:p>
     <w:p>

--- a/por/docx/007.content.docx
+++ b/por/docx/007.content.docx
@@ -19,7 +19,7 @@
         <w:rPr>
           <w:lang w:val="pt_PT" w:bidi="pt_PT"/>
         </w:rPr>
-        <w:t>Resource: Tyndale Open Study Notes</w:t>
+        <w:t>Resource: Aquifer Open Study Notes (Themes)</w:t>
       </w:r>
       <w:r>
         <w:rPr>
@@ -112,7 +112,7 @@
         <w:rPr>
           <w:lang w:val="pt_PT" w:bidi="pt_PT"/>
         </w:rPr>
-        <w:t>Tyndale Open Study Notes</w:t>
+        <w:t>Aquifer Open Study Notes (Themes)</w:t>
       </w:r>
     </w:p>
     <w:p>

--- a/por/docx/007.content.docx
+++ b/por/docx/007.content.docx
@@ -247,144 +247,96 @@
         </w:rPr>
         <w:t>Primeiro, foi Deus quem comandou e liderou a guerra contra os cananeus, não os humanos. Deus estava presente de forma única com Israel (</w:t>
       </w:r>
-      <w:hyperlink r:id="rId13">
-        <w:r>
-          <w:rPr>
-            <w:lang w:val="pt_PT" w:bidi="pt_PT"/>
-          </w:rPr>
-          <w:rPr>
-            <w:color w:val="0000EE"/>
-            <w:u w:val="single"/>
-          </w:rPr>
-          <w:t>Êxodo 19.5–6</w:t>
-        </w:r>
-      </w:hyperlink>
+      <w:r>
+        <w:rPr>
+          <w:lang w:val="pt_PT" w:bidi="pt_PT"/>
+        </w:rPr>
+        <w:t>Êxodo 19.5–6</w:t>
+      </w:r>
       <w:r>
         <w:rPr>
           <w:lang w:val="pt_PT" w:bidi="pt_PT"/>
         </w:rPr>
         <w:t xml:space="preserve">; </w:t>
       </w:r>
-      <w:hyperlink r:id="rId14">
-        <w:r>
-          <w:rPr>
-            <w:lang w:val="pt_PT" w:bidi="pt_PT"/>
-          </w:rPr>
-          <w:rPr>
-            <w:color w:val="0000EE"/>
-            <w:u w:val="single"/>
-          </w:rPr>
-          <w:t>40.34–38</w:t>
-        </w:r>
-      </w:hyperlink>
+      <w:r>
+        <w:rPr>
+          <w:lang w:val="pt_PT" w:bidi="pt_PT"/>
+        </w:rPr>
+        <w:t>40.34–38</w:t>
+      </w:r>
       <w:r>
         <w:rPr>
           <w:lang w:val="pt_PT" w:bidi="pt_PT"/>
         </w:rPr>
         <w:t>). Após Israel cruzar o Rio Jordão, ficou claro que Deus lutou contra os cananeus (</w:t>
       </w:r>
-      <w:hyperlink r:id="rId15">
-        <w:r>
-          <w:rPr>
-            <w:lang w:val="pt_PT" w:bidi="pt_PT"/>
-          </w:rPr>
-          <w:rPr>
-            <w:color w:val="0000EE"/>
-            <w:u w:val="single"/>
-          </w:rPr>
-          <w:t>Josué 6</w:t>
-        </w:r>
-      </w:hyperlink>
+      <w:r>
+        <w:rPr>
+          <w:lang w:val="pt_PT" w:bidi="pt_PT"/>
+        </w:rPr>
+        <w:t>Josué 6</w:t>
+      </w:r>
       <w:r>
         <w:rPr>
           <w:lang w:val="pt_PT" w:bidi="pt_PT"/>
         </w:rPr>
         <w:t>). Quando Deus não lutou, Israel perdeu (</w:t>
       </w:r>
-      <w:hyperlink r:id="rId16">
-        <w:r>
-          <w:rPr>
-            <w:lang w:val="pt_PT" w:bidi="pt_PT"/>
-          </w:rPr>
-          <w:rPr>
-            <w:color w:val="0000EE"/>
-            <w:u w:val="single"/>
-          </w:rPr>
-          <w:t>Josué 7</w:t>
-        </w:r>
-      </w:hyperlink>
+      <w:r>
+        <w:rPr>
+          <w:lang w:val="pt_PT" w:bidi="pt_PT"/>
+        </w:rPr>
+        <w:t>Josué 7</w:t>
+      </w:r>
       <w:r>
         <w:rPr>
           <w:lang w:val="pt_PT" w:bidi="pt_PT"/>
         </w:rPr>
         <w:t>). Deus define a moralidade com base em Seu caráter. Para o antigo Israel, isso significava remover o mal para manter Deus presente (</w:t>
       </w:r>
-      <w:hyperlink r:id="rId17">
-        <w:r>
-          <w:rPr>
-            <w:lang w:val="pt_PT" w:bidi="pt_PT"/>
-          </w:rPr>
-          <w:rPr>
-            <w:color w:val="0000EE"/>
-            <w:u w:val="single"/>
-          </w:rPr>
-          <w:t>Deuteronômio 7.1–6</w:t>
-        </w:r>
-      </w:hyperlink>
+      <w:r>
+        <w:rPr>
+          <w:lang w:val="pt_PT" w:bidi="pt_PT"/>
+        </w:rPr>
+        <w:t>Deuteronômio 7.1–6</w:t>
+      </w:r>
       <w:r>
         <w:rPr>
           <w:lang w:val="pt_PT" w:bidi="pt_PT"/>
         </w:rPr>
         <w:t xml:space="preserve">; </w:t>
       </w:r>
-      <w:hyperlink r:id="rId18">
-        <w:r>
-          <w:rPr>
-            <w:lang w:val="pt_PT" w:bidi="pt_PT"/>
-          </w:rPr>
-          <w:rPr>
-            <w:color w:val="0000EE"/>
-            <w:u w:val="single"/>
-          </w:rPr>
-          <w:t>Deuteronômio 20.16–18</w:t>
-        </w:r>
-      </w:hyperlink>
+      <w:r>
+        <w:rPr>
+          <w:lang w:val="pt_PT" w:bidi="pt_PT"/>
+        </w:rPr>
+        <w:t>Deuteronômio 20.16–18</w:t>
+      </w:r>
       <w:r>
         <w:rPr>
           <w:lang w:val="pt_PT" w:bidi="pt_PT"/>
         </w:rPr>
         <w:t xml:space="preserve">; veja também </w:t>
       </w:r>
-      <w:hyperlink r:id="rId19">
-        <w:r>
-          <w:rPr>
-            <w:lang w:val="pt_PT" w:bidi="pt_PT"/>
-          </w:rPr>
-          <w:rPr>
-            <w:color w:val="0000EE"/>
-            <w:u w:val="single"/>
-          </w:rPr>
-          <w:t>Números 25</w:t>
-        </w:r>
-      </w:hyperlink>
+      <w:r>
+        <w:rPr>
+          <w:lang w:val="pt_PT" w:bidi="pt_PT"/>
+        </w:rPr>
+        <w:t>Números 25</w:t>
+      </w:r>
       <w:r>
         <w:rPr>
           <w:lang w:val="pt_PT" w:bidi="pt_PT"/>
         </w:rPr>
         <w:t xml:space="preserve">; </w:t>
       </w:r>
-      <w:hyperlink r:id="rId20">
-        <w:r>
-          <w:rPr>
-            <w:lang w:val="pt_PT" w:bidi="pt_PT"/>
-          </w:rPr>
-          <w:rPr>
-            <w:color w:val="0000EE"/>
-            <w:u w:val="single"/>
-          </w:rPr>
-          <w:t>Juízes 2.1–15</w:t>
-        </w:r>
-      </w:hyperlink>
+      <w:r>
+        <w:rPr>
+          <w:lang w:val="pt_PT" w:bidi="pt_PT"/>
+        </w:rPr>
+        <w:t>Juízes 2.1–15</w:t>
+      </w:r>
       <w:r>
         <w:rPr>
           <w:lang w:val="pt_PT" w:bidi="pt_PT"/>
@@ -405,36 +357,24 @@
         </w:rPr>
         <w:t xml:space="preserve">Em segundo lugar, o povo de Canaã havia se voltado contra Deus e se tornado muito perverso (veja, por exemplo, </w:t>
       </w:r>
-      <w:hyperlink r:id="rId21">
-        <w:r>
-          <w:rPr>
-            <w:lang w:val="pt_PT" w:bidi="pt_PT"/>
-          </w:rPr>
-          <w:rPr>
-            <w:color w:val="0000EE"/>
-            <w:u w:val="single"/>
-          </w:rPr>
-          <w:t>Gênesis 34.1–2</w:t>
-        </w:r>
-      </w:hyperlink>
+      <w:r>
+        <w:rPr>
+          <w:lang w:val="pt_PT" w:bidi="pt_PT"/>
+        </w:rPr>
+        <w:t>Gênesis 34.1–2</w:t>
+      </w:r>
       <w:r>
         <w:rPr>
           <w:lang w:val="pt_PT" w:bidi="pt_PT"/>
         </w:rPr>
         <w:t>). Durante o tempo do patriarca Abraão, Deus disse que os pecados dos cananeus ainda não justificavam sua destruição (</w:t>
       </w:r>
-      <w:hyperlink r:id="rId22">
-        <w:r>
-          <w:rPr>
-            <w:lang w:val="pt_PT" w:bidi="pt_PT"/>
-          </w:rPr>
-          <w:rPr>
-            <w:color w:val="0000EE"/>
-            <w:u w:val="single"/>
-          </w:rPr>
-          <w:t>Gênesis 15.16</w:t>
-        </w:r>
-      </w:hyperlink>
+      <w:r>
+        <w:rPr>
+          <w:lang w:val="pt_PT" w:bidi="pt_PT"/>
+        </w:rPr>
+        <w:t>Gênesis 15.16</w:t>
+      </w:r>
       <w:r>
         <w:rPr>
           <w:lang w:val="pt_PT" w:bidi="pt_PT"/>
@@ -455,36 +395,24 @@
         </w:rPr>
         <w:t xml:space="preserve">Eles estavam cometendo crimes terríveis contra Deus e os humanos. Isso incluía adoração de ídolos, sacrifício de crianças, adultério, incesto, assassinato e opressão (veja </w:t>
       </w:r>
-      <w:hyperlink r:id="rId23">
-        <w:r>
-          <w:rPr>
-            <w:lang w:val="pt_PT" w:bidi="pt_PT"/>
-          </w:rPr>
-          <w:rPr>
-            <w:color w:val="0000EE"/>
-            <w:u w:val="single"/>
-          </w:rPr>
-          <w:t>Levítico 18</w:t>
-        </w:r>
-      </w:hyperlink>
+      <w:r>
+        <w:rPr>
+          <w:lang w:val="pt_PT" w:bidi="pt_PT"/>
+        </w:rPr>
+        <w:t>Levítico 18</w:t>
+      </w:r>
       <w:r>
         <w:rPr>
           <w:lang w:val="pt_PT" w:bidi="pt_PT"/>
         </w:rPr>
         <w:t>). Esses pecados profanaram completamente a terra e seu povo, tornando-os espiritualmente impuros (</w:t>
       </w:r>
-      <w:hyperlink r:id="rId24">
-        <w:r>
-          <w:rPr>
-            <w:lang w:val="pt_PT" w:bidi="pt_PT"/>
-          </w:rPr>
-          <w:rPr>
-            <w:color w:val="0000EE"/>
-            <w:u w:val="single"/>
-          </w:rPr>
-          <w:t>Levítico 18.24–25</w:t>
-        </w:r>
-      </w:hyperlink>
+      <w:r>
+        <w:rPr>
+          <w:lang w:val="pt_PT" w:bidi="pt_PT"/>
+        </w:rPr>
+        <w:t>Levítico 18.24–25</w:t>
+      </w:r>
       <w:r>
         <w:rPr>
           <w:lang w:val="pt_PT" w:bidi="pt_PT"/>
@@ -532,36 +460,24 @@
         </w:rPr>
         <w:t>Jesus disse claramente, "Benditos são os pacificadores" (</w:t>
       </w:r>
-      <w:hyperlink r:id="rId25">
-        <w:r>
-          <w:rPr>
-            <w:lang w:val="pt_PT" w:bidi="pt_PT"/>
-          </w:rPr>
-          <w:rPr>
-            <w:color w:val="0000EE"/>
-            <w:u w:val="single"/>
-          </w:rPr>
-          <w:t>Mateus 5.9</w:t>
-        </w:r>
-      </w:hyperlink>
+      <w:r>
+        <w:rPr>
+          <w:lang w:val="pt_PT" w:bidi="pt_PT"/>
+        </w:rPr>
+        <w:t>Mateus 5.9</w:t>
+      </w:r>
       <w:r>
         <w:rPr>
           <w:lang w:val="pt_PT" w:bidi="pt_PT"/>
         </w:rPr>
         <w:t>). Ele também disse, "todos os que usam a espada morrerão pela espada" (</w:t>
       </w:r>
-      <w:hyperlink r:id="rId26">
-        <w:r>
-          <w:rPr>
-            <w:lang w:val="pt_PT" w:bidi="pt_PT"/>
-          </w:rPr>
-          <w:rPr>
-            <w:color w:val="0000EE"/>
-            <w:u w:val="single"/>
-          </w:rPr>
-          <w:t>Mateus 26.52</w:t>
-        </w:r>
-      </w:hyperlink>
+      <w:r>
+        <w:rPr>
+          <w:lang w:val="pt_PT" w:bidi="pt_PT"/>
+        </w:rPr>
+        <w:t>Mateus 26.52</w:t>
+      </w:r>
       <w:r>
         <w:rPr>
           <w:lang w:val="pt_PT" w:bidi="pt_PT"/>
@@ -582,54 +498,36 @@
         </w:rPr>
         <w:t>Deus reservou para si o direito de julgamento (</w:t>
       </w:r>
-      <w:hyperlink r:id="rId27">
-        <w:r>
-          <w:rPr>
-            <w:lang w:val="pt_PT" w:bidi="pt_PT"/>
-          </w:rPr>
-          <w:rPr>
-            <w:color w:val="0000EE"/>
-            <w:u w:val="single"/>
-          </w:rPr>
-          <w:t>Romanos 12.19</w:t>
-        </w:r>
-      </w:hyperlink>
+      <w:r>
+        <w:rPr>
+          <w:lang w:val="pt_PT" w:bidi="pt_PT"/>
+        </w:rPr>
+        <w:t>Romanos 12.19</w:t>
+      </w:r>
       <w:r>
         <w:rPr>
           <w:lang w:val="pt_PT" w:bidi="pt_PT"/>
         </w:rPr>
         <w:t xml:space="preserve">). No julgamento final, ele expressará sua santa ira e justiça em relação a todas as ações erradas e pecaminosas da humanidade (veja </w:t>
       </w:r>
-      <w:hyperlink r:id="rId28">
-        <w:r>
-          <w:rPr>
-            <w:lang w:val="pt_PT" w:bidi="pt_PT"/>
-          </w:rPr>
-          <w:rPr>
-            <w:color w:val="0000EE"/>
-            <w:u w:val="single"/>
-          </w:rPr>
-          <w:t>Apocalipse 19.11–21</w:t>
-        </w:r>
-      </w:hyperlink>
+      <w:r>
+        <w:rPr>
+          <w:lang w:val="pt_PT" w:bidi="pt_PT"/>
+        </w:rPr>
+        <w:t>Apocalipse 19.11–21</w:t>
+      </w:r>
       <w:r>
         <w:rPr>
           <w:lang w:val="pt_PT" w:bidi="pt_PT"/>
         </w:rPr>
         <w:t xml:space="preserve">; </w:t>
       </w:r>
-      <w:hyperlink r:id="rId29">
-        <w:r>
-          <w:rPr>
-            <w:lang w:val="pt_PT" w:bidi="pt_PT"/>
-          </w:rPr>
-          <w:rPr>
-            <w:color w:val="0000EE"/>
-            <w:u w:val="single"/>
-          </w:rPr>
-          <w:t>20.7–10</w:t>
-        </w:r>
-      </w:hyperlink>
+      <w:r>
+        <w:rPr>
+          <w:lang w:val="pt_PT" w:bidi="pt_PT"/>
+        </w:rPr>
+        <w:t>20.7–10</w:t>
+      </w:r>
       <w:r>
         <w:rPr>
           <w:lang w:val="pt_PT" w:bidi="pt_PT"/>
@@ -659,360 +557,240 @@
           <w:lang w:val="pt_PT" w:bidi="pt_PT"/>
         </w:rPr>
       </w:r>
-      <w:hyperlink r:id="rId30">
-        <w:r>
-          <w:rPr>
-            <w:lang w:val="pt_PT" w:bidi="pt_PT"/>
-          </w:rPr>
-          <w:rPr>
-            <w:color w:val="0000EE"/>
-            <w:u w:val="single"/>
-          </w:rPr>
-          <w:t>Gênesis 12.1</w:t>
-        </w:r>
-      </w:hyperlink>
+      <w:r>
+        <w:rPr>
+          <w:lang w:val="pt_PT" w:bidi="pt_PT"/>
+        </w:rPr>
+        <w:t>Gênesis 12.1</w:t>
+      </w:r>
       <w:r>
         <w:rPr>
           <w:lang w:val="pt_PT" w:bidi="pt_PT"/>
         </w:rPr>
         <w:t xml:space="preserve">; </w:t>
       </w:r>
-      <w:hyperlink r:id="rId31">
-        <w:r>
-          <w:rPr>
-            <w:lang w:val="pt_PT" w:bidi="pt_PT"/>
-          </w:rPr>
-          <w:rPr>
-            <w:color w:val="0000EE"/>
-            <w:u w:val="single"/>
-          </w:rPr>
-          <w:t>13.14–17</w:t>
-        </w:r>
-      </w:hyperlink>
+      <w:r>
+        <w:rPr>
+          <w:lang w:val="pt_PT" w:bidi="pt_PT"/>
+        </w:rPr>
+        <w:t>13.14–17</w:t>
+      </w:r>
       <w:r>
         <w:rPr>
           <w:lang w:val="pt_PT" w:bidi="pt_PT"/>
         </w:rPr>
         <w:t xml:space="preserve">; </w:t>
       </w:r>
-      <w:hyperlink r:id="rId22">
-        <w:r>
-          <w:rPr>
-            <w:lang w:val="pt_PT" w:bidi="pt_PT"/>
-          </w:rPr>
-          <w:rPr>
-            <w:color w:val="0000EE"/>
-            <w:u w:val="single"/>
-          </w:rPr>
-          <w:t>15.16</w:t>
-        </w:r>
-      </w:hyperlink>
+      <w:r>
+        <w:rPr>
+          <w:lang w:val="pt_PT" w:bidi="pt_PT"/>
+        </w:rPr>
+        <w:t>15.16</w:t>
+      </w:r>
       <w:r>
         <w:rPr>
           <w:lang w:val="pt_PT" w:bidi="pt_PT"/>
         </w:rPr>
         <w:t xml:space="preserve">, </w:t>
       </w:r>
-      <w:hyperlink r:id="rId32">
-        <w:r>
-          <w:rPr>
-            <w:lang w:val="pt_PT" w:bidi="pt_PT"/>
-          </w:rPr>
-          <w:rPr>
-            <w:color w:val="0000EE"/>
-            <w:u w:val="single"/>
-          </w:rPr>
-          <w:t>18–21</w:t>
-        </w:r>
-      </w:hyperlink>
+      <w:r>
+        <w:rPr>
+          <w:lang w:val="pt_PT" w:bidi="pt_PT"/>
+        </w:rPr>
+        <w:t>18–21</w:t>
+      </w:r>
       <w:r>
         <w:rPr>
           <w:lang w:val="pt_PT" w:bidi="pt_PT"/>
         </w:rPr>
         <w:t xml:space="preserve">; </w:t>
       </w:r>
-      <w:hyperlink r:id="rId33">
-        <w:r>
-          <w:rPr>
-            <w:lang w:val="pt_PT" w:bidi="pt_PT"/>
-          </w:rPr>
-          <w:rPr>
-            <w:color w:val="0000EE"/>
-            <w:u w:val="single"/>
-          </w:rPr>
-          <w:t>Deuteronômio 1.30</w:t>
-        </w:r>
-      </w:hyperlink>
+      <w:r>
+        <w:rPr>
+          <w:lang w:val="pt_PT" w:bidi="pt_PT"/>
+        </w:rPr>
+        <w:t>Deuteronômio 1.30</w:t>
+      </w:r>
       <w:r>
         <w:rPr>
           <w:lang w:val="pt_PT" w:bidi="pt_PT"/>
         </w:rPr>
         <w:t xml:space="preserve">; </w:t>
       </w:r>
-      <w:hyperlink r:id="rId17">
-        <w:r>
-          <w:rPr>
-            <w:lang w:val="pt_PT" w:bidi="pt_PT"/>
-          </w:rPr>
-          <w:rPr>
-            <w:color w:val="0000EE"/>
-            <w:u w:val="single"/>
-          </w:rPr>
-          <w:t>Deuteronômio 7.1–6</w:t>
-        </w:r>
-      </w:hyperlink>
+      <w:r>
+        <w:rPr>
+          <w:lang w:val="pt_PT" w:bidi="pt_PT"/>
+        </w:rPr>
+        <w:t>Deuteronômio 7.1–6</w:t>
+      </w:r>
       <w:r>
         <w:rPr>
           <w:lang w:val="pt_PT" w:bidi="pt_PT"/>
         </w:rPr>
         <w:t xml:space="preserve">, </w:t>
       </w:r>
-      <w:hyperlink r:id="rId34">
-        <w:r>
-          <w:rPr>
-            <w:lang w:val="pt_PT" w:bidi="pt_PT"/>
-          </w:rPr>
-          <w:rPr>
-            <w:color w:val="0000EE"/>
-            <w:u w:val="single"/>
-          </w:rPr>
-          <w:t>16–26</w:t>
-        </w:r>
-      </w:hyperlink>
+      <w:r>
+        <w:rPr>
+          <w:lang w:val="pt_PT" w:bidi="pt_PT"/>
+        </w:rPr>
+        <w:t>16–26</w:t>
+      </w:r>
       <w:r>
         <w:rPr>
           <w:lang w:val="pt_PT" w:bidi="pt_PT"/>
         </w:rPr>
         <w:t xml:space="preserve">; </w:t>
       </w:r>
-      <w:hyperlink r:id="rId35">
-        <w:r>
-          <w:rPr>
-            <w:lang w:val="pt_PT" w:bidi="pt_PT"/>
-          </w:rPr>
-          <w:rPr>
-            <w:color w:val="0000EE"/>
-            <w:u w:val="single"/>
-          </w:rPr>
-          <w:t>20.1–4</w:t>
-        </w:r>
-      </w:hyperlink>
+      <w:r>
+        <w:rPr>
+          <w:lang w:val="pt_PT" w:bidi="pt_PT"/>
+        </w:rPr>
+        <w:t>20.1–4</w:t>
+      </w:r>
       <w:r>
         <w:rPr>
           <w:lang w:val="pt_PT" w:bidi="pt_PT"/>
         </w:rPr>
         <w:t xml:space="preserve">, </w:t>
       </w:r>
-      <w:hyperlink r:id="rId36">
-        <w:r>
-          <w:rPr>
-            <w:lang w:val="pt_PT" w:bidi="pt_PT"/>
-          </w:rPr>
-          <w:rPr>
-            <w:color w:val="0000EE"/>
-            <w:u w:val="single"/>
-          </w:rPr>
-          <w:t>10–18</w:t>
-        </w:r>
-      </w:hyperlink>
+      <w:r>
+        <w:rPr>
+          <w:lang w:val="pt_PT" w:bidi="pt_PT"/>
+        </w:rPr>
+        <w:t>10–18</w:t>
+      </w:r>
       <w:r>
         <w:rPr>
           <w:lang w:val="pt_PT" w:bidi="pt_PT"/>
         </w:rPr>
         <w:t xml:space="preserve">; </w:t>
       </w:r>
-      <w:hyperlink r:id="rId37">
-        <w:r>
-          <w:rPr>
-            <w:lang w:val="pt_PT" w:bidi="pt_PT"/>
-          </w:rPr>
-          <w:rPr>
-            <w:color w:val="0000EE"/>
-            <w:u w:val="single"/>
-          </w:rPr>
-          <w:t>32.8–9</w:t>
-        </w:r>
-      </w:hyperlink>
+      <w:r>
+        <w:rPr>
+          <w:lang w:val="pt_PT" w:bidi="pt_PT"/>
+        </w:rPr>
+        <w:t>32.8–9</w:t>
+      </w:r>
       <w:r>
         <w:rPr>
           <w:lang w:val="pt_PT" w:bidi="pt_PT"/>
         </w:rPr>
         <w:t xml:space="preserve">; </w:t>
       </w:r>
-      <w:hyperlink r:id="rId38">
-        <w:r>
-          <w:rPr>
-            <w:lang w:val="pt_PT" w:bidi="pt_PT"/>
-          </w:rPr>
-          <w:rPr>
-            <w:color w:val="0000EE"/>
-            <w:u w:val="single"/>
-          </w:rPr>
-          <w:t>Juízes 3.27–30</w:t>
-        </w:r>
-      </w:hyperlink>
+      <w:r>
+        <w:rPr>
+          <w:lang w:val="pt_PT" w:bidi="pt_PT"/>
+        </w:rPr>
+        <w:t>Juízes 3.27–30</w:t>
+      </w:r>
       <w:r>
         <w:rPr>
           <w:lang w:val="pt_PT" w:bidi="pt_PT"/>
         </w:rPr>
         <w:t xml:space="preserve">; </w:t>
       </w:r>
-      <w:hyperlink r:id="rId39">
-        <w:r>
-          <w:rPr>
-            <w:lang w:val="pt_PT" w:bidi="pt_PT"/>
-          </w:rPr>
-          <w:rPr>
-            <w:color w:val="0000EE"/>
-            <w:u w:val="single"/>
-          </w:rPr>
-          <w:t>1 Samuel 7.7–11</w:t>
-        </w:r>
-      </w:hyperlink>
+      <w:r>
+        <w:rPr>
+          <w:lang w:val="pt_PT" w:bidi="pt_PT"/>
+        </w:rPr>
+        <w:t>1 Samuel 7.7–11</w:t>
+      </w:r>
       <w:r>
         <w:rPr>
           <w:lang w:val="pt_PT" w:bidi="pt_PT"/>
         </w:rPr>
         <w:t xml:space="preserve">; </w:t>
       </w:r>
-      <w:hyperlink r:id="rId40">
-        <w:r>
-          <w:rPr>
-            <w:lang w:val="pt_PT" w:bidi="pt_PT"/>
-          </w:rPr>
-          <w:rPr>
-            <w:color w:val="0000EE"/>
-            <w:u w:val="single"/>
-          </w:rPr>
-          <w:t>2 Crônicas 13.12–19</w:t>
-        </w:r>
-      </w:hyperlink>
+      <w:r>
+        <w:rPr>
+          <w:lang w:val="pt_PT" w:bidi="pt_PT"/>
+        </w:rPr>
+        <w:t>2 Crônicas 13.12–19</w:t>
+      </w:r>
       <w:r>
         <w:rPr>
           <w:lang w:val="pt_PT" w:bidi="pt_PT"/>
         </w:rPr>
         <w:t xml:space="preserve">; </w:t>
       </w:r>
-      <w:hyperlink r:id="rId41">
-        <w:r>
-          <w:rPr>
-            <w:lang w:val="pt_PT" w:bidi="pt_PT"/>
-          </w:rPr>
-          <w:rPr>
-            <w:color w:val="0000EE"/>
-            <w:u w:val="single"/>
-          </w:rPr>
-          <w:t>20.20–24</w:t>
-        </w:r>
-      </w:hyperlink>
+      <w:r>
+        <w:rPr>
+          <w:lang w:val="pt_PT" w:bidi="pt_PT"/>
+        </w:rPr>
+        <w:t>20.20–24</w:t>
+      </w:r>
       <w:r>
         <w:rPr>
           <w:lang w:val="pt_PT" w:bidi="pt_PT"/>
         </w:rPr>
         <w:t xml:space="preserve">; </w:t>
       </w:r>
-      <w:hyperlink r:id="rId42">
-        <w:r>
-          <w:rPr>
-            <w:lang w:val="pt_PT" w:bidi="pt_PT"/>
-          </w:rPr>
-          <w:rPr>
-            <w:color w:val="0000EE"/>
-            <w:u w:val="single"/>
-          </w:rPr>
-          <w:t>Isaías 13.1–5</w:t>
-        </w:r>
-      </w:hyperlink>
+      <w:r>
+        <w:rPr>
+          <w:lang w:val="pt_PT" w:bidi="pt_PT"/>
+        </w:rPr>
+        <w:t>Isaías 13.1–5</w:t>
+      </w:r>
       <w:r>
         <w:rPr>
           <w:lang w:val="pt_PT" w:bidi="pt_PT"/>
         </w:rPr>
         <w:t xml:space="preserve">; </w:t>
       </w:r>
-      <w:hyperlink r:id="rId43">
-        <w:r>
-          <w:rPr>
-            <w:lang w:val="pt_PT" w:bidi="pt_PT"/>
-          </w:rPr>
-          <w:rPr>
-            <w:color w:val="0000EE"/>
-            <w:u w:val="single"/>
-          </w:rPr>
-          <w:t>Joel 3.1–16</w:t>
-        </w:r>
-      </w:hyperlink>
+      <w:r>
+        <w:rPr>
+          <w:lang w:val="pt_PT" w:bidi="pt_PT"/>
+        </w:rPr>
+        <w:t>Joel 3.1–16</w:t>
+      </w:r>
       <w:r>
         <w:rPr>
           <w:lang w:val="pt_PT" w:bidi="pt_PT"/>
         </w:rPr>
         <w:t xml:space="preserve">; </w:t>
       </w:r>
-      <w:hyperlink r:id="rId25">
-        <w:r>
-          <w:rPr>
-            <w:lang w:val="pt_PT" w:bidi="pt_PT"/>
-          </w:rPr>
-          <w:rPr>
-            <w:color w:val="0000EE"/>
-            <w:u w:val="single"/>
-          </w:rPr>
-          <w:t>Mateus 5.9</w:t>
-        </w:r>
-      </w:hyperlink>
+      <w:r>
+        <w:rPr>
+          <w:lang w:val="pt_PT" w:bidi="pt_PT"/>
+        </w:rPr>
+        <w:t>Mateus 5.9</w:t>
+      </w:r>
       <w:r>
         <w:rPr>
           <w:lang w:val="pt_PT" w:bidi="pt_PT"/>
         </w:rPr>
         <w:t xml:space="preserve">; </w:t>
       </w:r>
-      <w:hyperlink r:id="rId44">
-        <w:r>
-          <w:rPr>
-            <w:lang w:val="pt_PT" w:bidi="pt_PT"/>
-          </w:rPr>
-          <w:rPr>
-            <w:color w:val="0000EE"/>
-            <w:u w:val="single"/>
-          </w:rPr>
-          <w:t>26.50–54</w:t>
-        </w:r>
-      </w:hyperlink>
+      <w:r>
+        <w:rPr>
+          <w:lang w:val="pt_PT" w:bidi="pt_PT"/>
+        </w:rPr>
+        <w:t>26.50–54</w:t>
+      </w:r>
       <w:r>
         <w:rPr>
           <w:lang w:val="pt_PT" w:bidi="pt_PT"/>
         </w:rPr>
         <w:t xml:space="preserve">; </w:t>
       </w:r>
-      <w:hyperlink r:id="rId28">
-        <w:r>
-          <w:rPr>
-            <w:lang w:val="pt_PT" w:bidi="pt_PT"/>
-          </w:rPr>
-          <w:rPr>
-            <w:color w:val="0000EE"/>
-            <w:u w:val="single"/>
-          </w:rPr>
-          <w:t>Apocalipse 19.11–21</w:t>
-        </w:r>
-      </w:hyperlink>
+      <w:r>
+        <w:rPr>
+          <w:lang w:val="pt_PT" w:bidi="pt_PT"/>
+        </w:rPr>
+        <w:t>Apocalipse 19.11–21</w:t>
+      </w:r>
       <w:r>
         <w:rPr>
           <w:lang w:val="pt_PT" w:bidi="pt_PT"/>
         </w:rPr>
         <w:t xml:space="preserve">; </w:t>
       </w:r>
-      <w:hyperlink r:id="rId45">
-        <w:r>
-          <w:rPr>
-            <w:lang w:val="pt_PT" w:bidi="pt_PT"/>
-          </w:rPr>
-          <w:rPr>
-            <w:color w:val="0000EE"/>
-            <w:u w:val="single"/>
-          </w:rPr>
-          <w:t>20.7–15</w:t>
-        </w:r>
-      </w:hyperlink>
+      <w:r>
+        <w:rPr>
+          <w:lang w:val="pt_PT" w:bidi="pt_PT"/>
+        </w:rPr>
+        <w:t>20.7–15</w:t>
+      </w:r>
       <w:r>
         <w:rPr>
           <w:lang w:val="pt_PT" w:bidi="pt_PT"/>
